--- a/Layouts/Contract Garage.docx
+++ b/Layouts/Contract Garage.docx
@@ -10,14 +10,14 @@
           <w:numId w:val="2"/>
         </w:numPr>
         <w:rPr>
-          <w:rFonts w:ascii="Arial" w:eastAsia="Times New Roman" w:hAnsi="Arial" w:cs="Times New Roman"/>
+          <w:rFonts w:ascii="Arial" w:hAnsi="Arial" w:eastAsia="Times New Roman" w:cs="Times New Roman"/>
           <w:b/>
           <w:lang w:eastAsia="en-US"/>
         </w:rPr>
       </w:pPr>
       <w:r>
         <w:rPr>
-          <w:rFonts w:ascii="Arial" w:eastAsia="Times New Roman" w:hAnsi="Arial" w:cs="Times New Roman"/>
+          <w:rFonts w:ascii="Arial" w:hAnsi="Arial" w:eastAsia="Times New Roman" w:cs="Times New Roman"/>
           <w:b/>
           <w:lang w:eastAsia="en-US"/>
         </w:rPr>
@@ -47,19 +47,19 @@
         </w:rPr>
         <w:tab/>
       </w:r>
-      <w:bookmarkStart w:id="0" w:name="Landlord"/>
+      <w:bookmarkStart w:name="Landlord" w:id="0"/>
       <w:sdt>
         <w:sdtPr>
           <w:rPr>
             <w:rFonts w:ascii="Arial" w:hAnsi="Arial" w:cs="Arial"/>
           </w:rPr>
           <w:alias w:val="#Nav: /LeaseContract_A9/Landlord"/>
-          <w:tag w:val="#Nav: Contract_Garage/50510"/>
+          <w:tag w:val="#Nav: SVA Contract Garage/50011"/>
           <w:id w:val="1753089045"/>
           <w:placeholder>
             <w:docPart w:val="DefaultPlaceholder_-1854013440"/>
           </w:placeholder>
-          <w:dataBinding w:prefixMappings="xmlns:ns0='urn:microsoft-dynamics-nav/reports/Contract_Garage/50510/'" w:xpath="/ns0:NavWordReportXmlPart[1]/ns0:LeaseContract_A9[1]/ns0:Landlord[1]" w:storeItemID="{1F734DEE-4130-4E5F-85C0-9541FA96340C}"/>
+          <w:dataBinding w:prefixMappings="xmlns:ns0='urn:microsoft-dynamics-nav/reports/SVA Contract Garage/50011/'" w:xpath="/ns0:NavWordReportXmlPart[1]/ns0:LeaseContract_A9[1]/ns0:Landlord[1]" w:storeItemID="{1F734DEE-4130-4E5F-85C0-9541FA96340C}"/>
           <w:text/>
         </w:sdtPr>
         <w:sdtEndPr/>
@@ -91,12 +91,12 @@
             <w:rFonts w:ascii="Arial" w:hAnsi="Arial" w:cs="Arial"/>
           </w:rPr>
           <w:alias w:val="#Nav: /LeaseContract_A9/LandlordCVR"/>
-          <w:tag w:val="#Nav: Contract_Garage/50510"/>
+          <w:tag w:val="#Nav: SVA Contract Garage/50011"/>
           <w:id w:val="-515149574"/>
           <w:placeholder>
             <w:docPart w:val="DefaultPlaceholder_-1854013440"/>
           </w:placeholder>
-          <w:dataBinding w:prefixMappings="xmlns:ns0='urn:microsoft-dynamics-nav/reports/Contract_Garage/50510/'" w:xpath="/ns0:NavWordReportXmlPart[1]/ns0:LeaseContract_A9[1]/ns0:LandlordCVR[1]" w:storeItemID="{1F734DEE-4130-4E5F-85C0-9541FA96340C}"/>
+          <w:dataBinding w:prefixMappings="xmlns:ns0='urn:microsoft-dynamics-nav/reports/SVA Contract Garage/50011/'" w:xpath="/ns0:NavWordReportXmlPart[1]/ns0:LeaseContract_A9[1]/ns0:LandlordCVR[1]" w:storeItemID="{1F734DEE-4130-4E5F-85C0-9541FA96340C}"/>
           <w:text/>
         </w:sdtPr>
         <w:sdtEndPr/>
@@ -132,12 +132,12 @@
             <w:rFonts w:ascii="Arial" w:hAnsi="Arial" w:cs="Arial"/>
           </w:rPr>
           <w:alias w:val="#Nav: /LeaseContract_A9/LandlordAddress"/>
-          <w:tag w:val="#Nav: Contract_Garage/50510"/>
+          <w:tag w:val="#Nav: SVA Contract Garage/50011"/>
           <w:id w:val="-363515608"/>
           <w:placeholder>
             <w:docPart w:val="DefaultPlaceholder_-1854013440"/>
           </w:placeholder>
-          <w:dataBinding w:prefixMappings="xmlns:ns0='urn:microsoft-dynamics-nav/reports/Contract_Garage/50510/'" w:xpath="/ns0:NavWordReportXmlPart[1]/ns0:LeaseContract_A9[1]/ns0:LandlordAddress[1]" w:storeItemID="{1F734DEE-4130-4E5F-85C0-9541FA96340C}"/>
+          <w:dataBinding w:prefixMappings="xmlns:ns0='urn:microsoft-dynamics-nav/reports/SVA Contract Garage/50011/'" w:xpath="/ns0:NavWordReportXmlPart[1]/ns0:LeaseContract_A9[1]/ns0:LandlordAddress[1]" w:storeItemID="{1F734DEE-4130-4E5F-85C0-9541FA96340C}"/>
           <w:text/>
         </w:sdtPr>
         <w:sdtEndPr/>
@@ -191,12 +191,12 @@
             <w:rFonts w:ascii="Arial" w:hAnsi="Arial" w:cs="Arial"/>
           </w:rPr>
           <w:alias w:val="#Nav: /LeaseContract_A9/OName"/>
-          <w:tag w:val="#Nav: Contract_Garage/50510"/>
+          <w:tag w:val="#Nav: SVA Contract Garage/50011"/>
           <w:id w:val="786006919"/>
           <w:placeholder>
             <w:docPart w:val="DefaultPlaceholder_-1854013440"/>
           </w:placeholder>
-          <w:dataBinding w:prefixMappings="xmlns:ns0='urn:microsoft-dynamics-nav/reports/Contract_Garage/50510/'" w:xpath="/ns0:NavWordReportXmlPart[1]/ns0:LeaseContract_A9[1]/ns0:OName[1]" w:storeItemID="{1F734DEE-4130-4E5F-85C0-9541FA96340C}"/>
+          <w:dataBinding w:prefixMappings="xmlns:ns0='urn:microsoft-dynamics-nav/reports/SVA Contract Garage/50011/'" w:xpath="/ns0:NavWordReportXmlPart[1]/ns0:LeaseContract_A9[1]/ns0:OName[1]" w:storeItemID="{1F734DEE-4130-4E5F-85C0-9541FA96340C}"/>
           <w:text/>
         </w:sdtPr>
         <w:sdtEndPr/>
@@ -227,12 +227,12 @@
             <w:rFonts w:ascii="Arial" w:hAnsi="Arial" w:cs="Arial"/>
           </w:rPr>
           <w:alias w:val="#Nav: /LeaseContract_A9/Ocpr"/>
-          <w:tag w:val="#Nav: Contract_Garage/50510"/>
+          <w:tag w:val="#Nav: SVA Contract Garage/50011"/>
           <w:id w:val="775914562"/>
           <w:placeholder>
             <w:docPart w:val="DefaultPlaceholder_-1854013440"/>
           </w:placeholder>
-          <w:dataBinding w:prefixMappings="xmlns:ns0='urn:microsoft-dynamics-nav/reports/Contract_Garage/50510/'" w:xpath="/ns0:NavWordReportXmlPart[1]/ns0:LeaseContract_A9[1]/ns0:Ocpr[1]" w:storeItemID="{1F734DEE-4130-4E5F-85C0-9541FA96340C}"/>
+          <w:dataBinding w:prefixMappings="xmlns:ns0='urn:microsoft-dynamics-nav/reports/SVA Contract Garage/50011/'" w:xpath="/ns0:NavWordReportXmlPart[1]/ns0:LeaseContract_A9[1]/ns0:Ocpr[1]" w:storeItemID="{1F734DEE-4130-4E5F-85C0-9541FA96340C}"/>
           <w:text/>
         </w:sdtPr>
         <w:sdtEndPr/>
@@ -268,12 +268,12 @@
             <w:rFonts w:ascii="Arial" w:hAnsi="Arial" w:cs="Arial"/>
           </w:rPr>
           <w:alias w:val="#Nav: /LeaseContract_A9/OAddress"/>
-          <w:tag w:val="#Nav: Contract_Garage/50510"/>
+          <w:tag w:val="#Nav: SVA Contract Garage/50011"/>
           <w:id w:val="622737791"/>
           <w:placeholder>
             <w:docPart w:val="DefaultPlaceholder_-1854013440"/>
           </w:placeholder>
-          <w:dataBinding w:prefixMappings="xmlns:ns0='urn:microsoft-dynamics-nav/reports/Contract_Garage/50510/'" w:xpath="/ns0:NavWordReportXmlPart[1]/ns0:LeaseContract_A9[1]/ns0:OAddress[1]" w:storeItemID="{1F734DEE-4130-4E5F-85C0-9541FA96340C}"/>
+          <w:dataBinding w:prefixMappings="xmlns:ns0='urn:microsoft-dynamics-nav/reports/SVA Contract Garage/50011/'" w:xpath="/ns0:NavWordReportXmlPart[1]/ns0:LeaseContract_A9[1]/ns0:OAddress[1]" w:storeItemID="{1F734DEE-4130-4E5F-85C0-9541FA96340C}"/>
           <w:text/>
         </w:sdtPr>
         <w:sdtEndPr/>
@@ -328,12 +328,12 @@
             <w:rFonts w:ascii="Arial" w:hAnsi="Arial" w:cs="Arial"/>
           </w:rPr>
           <w:alias w:val="#Nav: /LeaseContract_A9/GarageNo"/>
-          <w:tag w:val="#Nav: Contract_Garage/50510"/>
+          <w:tag w:val="#Nav: SVA Contract Garage/50011"/>
           <w:id w:val="61526563"/>
           <w:placeholder>
             <w:docPart w:val="DefaultPlaceholder_-1854013440"/>
           </w:placeholder>
-          <w:dataBinding w:prefixMappings="xmlns:ns0='urn:microsoft-dynamics-nav/reports/Contract_Garage/50510/'" w:xpath="/ns0:NavWordReportXmlPart[1]/ns0:LeaseContract_A9[1]/ns0:GarageNo[1]" w:storeItemID="{1F734DEE-4130-4E5F-85C0-9541FA96340C}"/>
+          <w:dataBinding w:prefixMappings="xmlns:ns0='urn:microsoft-dynamics-nav/reports/SVA Contract Garage/50011/'" w:xpath="/ns0:NavWordReportXmlPart[1]/ns0:LeaseContract_A9[1]/ns0:GarageNo[1]" w:storeItemID="{1F734DEE-4130-4E5F-85C0-9541FA96340C}"/>
           <w:text/>
         </w:sdtPr>
         <w:sdtEndPr/>
@@ -369,12 +369,12 @@
             <w:rFonts w:ascii="Arial" w:hAnsi="Arial" w:cs="Arial"/>
           </w:rPr>
           <w:alias w:val="#Nav: /LeaseContract_A9/TAddress"/>
-          <w:tag w:val="#Nav: Contract_Garage/50510"/>
+          <w:tag w:val="#Nav: SVA Contract Garage/50011"/>
           <w:id w:val="-187527253"/>
           <w:placeholder>
             <w:docPart w:val="DefaultPlaceholder_-1854013440"/>
           </w:placeholder>
-          <w:dataBinding w:prefixMappings="xmlns:ns0='urn:microsoft-dynamics-nav/reports/Contract_Garage/50510/'" w:xpath="/ns0:NavWordReportXmlPart[1]/ns0:LeaseContract_A9[1]/ns0:TAddress[1]" w:storeItemID="{1F734DEE-4130-4E5F-85C0-9541FA96340C}"/>
+          <w:dataBinding w:prefixMappings="xmlns:ns0='urn:microsoft-dynamics-nav/reports/SVA Contract Garage/50011/'" w:xpath="/ns0:NavWordReportXmlPart[1]/ns0:LeaseContract_A9[1]/ns0:TAddress[1]" w:storeItemID="{1F734DEE-4130-4E5F-85C0-9541FA96340C}"/>
           <w:text/>
         </w:sdtPr>
         <w:sdtEndPr/>
@@ -399,12 +399,12 @@
             <w:rFonts w:ascii="Arial" w:hAnsi="Arial" w:cs="Arial"/>
           </w:rPr>
           <w:alias w:val="#Nav: /LeaseContract_A9/TCity"/>
-          <w:tag w:val="#Nav: Contract_Garage/50510"/>
+          <w:tag w:val="#Nav: SVA Contract Garage/50011"/>
           <w:id w:val="-427880898"/>
           <w:placeholder>
             <w:docPart w:val="DefaultPlaceholder_-1854013440"/>
           </w:placeholder>
-          <w:dataBinding w:prefixMappings="xmlns:ns0='urn:microsoft-dynamics-nav/reports/Contract_Garage/50510/'" w:xpath="/ns0:NavWordReportXmlPart[1]/ns0:LeaseContract_A9[1]/ns0:TCity[1]" w:storeItemID="{1F734DEE-4130-4E5F-85C0-9541FA96340C}"/>
+          <w:dataBinding w:prefixMappings="xmlns:ns0='urn:microsoft-dynamics-nav/reports/SVA Contract Garage/50011/'" w:xpath="/ns0:NavWordReportXmlPart[1]/ns0:LeaseContract_A9[1]/ns0:TCity[1]" w:storeItemID="{1F734DEE-4130-4E5F-85C0-9541FA96340C}"/>
           <w:text/>
         </w:sdtPr>
         <w:sdtEndPr/>
@@ -467,14 +467,14 @@
           <w:numId w:val="2"/>
         </w:numPr>
         <w:rPr>
-          <w:rFonts w:ascii="Arial" w:eastAsia="Times New Roman" w:hAnsi="Arial" w:cs="Times New Roman"/>
+          <w:rFonts w:ascii="Arial" w:hAnsi="Arial" w:eastAsia="Times New Roman" w:cs="Times New Roman"/>
           <w:b/>
           <w:lang w:eastAsia="en-US"/>
         </w:rPr>
       </w:pPr>
       <w:r>
         <w:rPr>
-          <w:rFonts w:ascii="Arial" w:eastAsia="Times New Roman" w:hAnsi="Arial" w:cs="Times New Roman"/>
+          <w:rFonts w:ascii="Arial" w:hAnsi="Arial" w:eastAsia="Times New Roman" w:cs="Times New Roman"/>
           <w:b/>
           <w:lang w:eastAsia="en-US"/>
         </w:rPr>
@@ -500,12 +500,12 @@
             <w:rFonts w:ascii="Arial" w:hAnsi="Arial" w:cs="Arial"/>
           </w:rPr>
           <w:alias w:val="#Nav: /LeaseContract_A9/StartDate"/>
-          <w:tag w:val="#Nav: Contract_Garage/50510"/>
+          <w:tag w:val="#Nav: SVA Contract Garage/50011"/>
           <w:id w:val="651953255"/>
           <w:placeholder>
             <w:docPart w:val="DefaultPlaceholder_-1854013440"/>
           </w:placeholder>
-          <w:dataBinding w:prefixMappings="xmlns:ns0='urn:microsoft-dynamics-nav/reports/Contract_Garage/50510/'" w:xpath="/ns0:NavWordReportXmlPart[1]/ns0:LeaseContract_A9[1]/ns0:StartDate[1]" w:storeItemID="{1F734DEE-4130-4E5F-85C0-9541FA96340C}"/>
+          <w:dataBinding w:prefixMappings="xmlns:ns0='urn:microsoft-dynamics-nav/reports/SVA Contract Garage/50011/'" w:xpath="/ns0:NavWordReportXmlPart[1]/ns0:LeaseContract_A9[1]/ns0:StartDate[1]" w:storeItemID="{1F734DEE-4130-4E5F-85C0-9541FA96340C}"/>
           <w:text/>
         </w:sdtPr>
         <w:sdtEndPr/>
@@ -533,14 +533,14 @@
           <w:numId w:val="2"/>
         </w:numPr>
         <w:rPr>
-          <w:rFonts w:ascii="Arial" w:eastAsia="Times New Roman" w:hAnsi="Arial" w:cs="Times New Roman"/>
+          <w:rFonts w:ascii="Arial" w:hAnsi="Arial" w:eastAsia="Times New Roman" w:cs="Times New Roman"/>
           <w:b/>
           <w:lang w:eastAsia="en-US"/>
         </w:rPr>
       </w:pPr>
       <w:r>
         <w:rPr>
-          <w:rFonts w:ascii="Arial" w:eastAsia="Times New Roman" w:hAnsi="Arial" w:cs="Times New Roman"/>
+          <w:rFonts w:ascii="Arial" w:hAnsi="Arial" w:eastAsia="Times New Roman" w:cs="Times New Roman"/>
           <w:b/>
           <w:lang w:eastAsia="en-US"/>
         </w:rPr>
@@ -566,12 +566,12 @@
             <w:rFonts w:ascii="Arial" w:hAnsi="Arial" w:cs="Arial"/>
           </w:rPr>
           <w:alias w:val="#Nav: /LeaseContract_A9/RentPrYr"/>
-          <w:tag w:val="#Nav: Contract_Garage/50510"/>
+          <w:tag w:val="#Nav: SVA Contract Garage/50011"/>
           <w:id w:val="-1351251969"/>
           <w:placeholder>
             <w:docPart w:val="DefaultPlaceholder_-1854013440"/>
           </w:placeholder>
-          <w:dataBinding w:prefixMappings="xmlns:ns0='urn:microsoft-dynamics-nav/reports/Contract_Garage/50510/'" w:xpath="/ns0:NavWordReportXmlPart[1]/ns0:LeaseContract_A9[1]/ns0:RentPrYr[1]" w:storeItemID="{1F734DEE-4130-4E5F-85C0-9541FA96340C}"/>
+          <w:dataBinding w:prefixMappings="xmlns:ns0='urn:microsoft-dynamics-nav/reports/SVA Contract Garage/50011/'" w:xpath="/ns0:NavWordReportXmlPart[1]/ns0:LeaseContract_A9[1]/ns0:RentPrYr[1]" w:storeItemID="{1F734DEE-4130-4E5F-85C0-9541FA96340C}"/>
           <w:text/>
         </w:sdtPr>
         <w:sdtEndPr/>
@@ -602,12 +602,12 @@
             <w:rFonts w:ascii="Arial" w:hAnsi="Arial" w:cs="Arial"/>
           </w:rPr>
           <w:alias w:val="#Nav: /LeaseContract_A9/RentPPeriod"/>
-          <w:tag w:val="#Nav: Contract_Garage/50510"/>
+          <w:tag w:val="#Nav: SVA Contract Garage/50011"/>
           <w:id w:val="105090034"/>
           <w:placeholder>
             <w:docPart w:val="DefaultPlaceholder_-1854013440"/>
           </w:placeholder>
-          <w:dataBinding w:prefixMappings="xmlns:ns0='urn:microsoft-dynamics-nav/reports/Contract_Garage/50510/'" w:xpath="/ns0:NavWordReportXmlPart[1]/ns0:LeaseContract_A9[1]/ns0:RentPPeriod[1]" w:storeItemID="{1F734DEE-4130-4E5F-85C0-9541FA96340C}"/>
+          <w:dataBinding w:prefixMappings="xmlns:ns0='urn:microsoft-dynamics-nav/reports/SVA Contract Garage/50011/'" w:xpath="/ns0:NavWordReportXmlPart[1]/ns0:LeaseContract_A9[1]/ns0:RentPPeriod[1]" w:storeItemID="{1F734DEE-4130-4E5F-85C0-9541FA96340C}"/>
           <w:text/>
         </w:sdtPr>
         <w:sdtEndPr/>
@@ -638,12 +638,12 @@
             <w:rFonts w:ascii="Arial" w:hAnsi="Arial" w:cs="Arial"/>
           </w:rPr>
           <w:alias w:val="#Nav: /LeaseContract_A9/Bankname"/>
-          <w:tag w:val="#Nav: Contract_Garage/50510"/>
+          <w:tag w:val="#Nav: SVA Contract Garage/50011"/>
           <w:id w:val="-1630545596"/>
           <w:placeholder>
             <w:docPart w:val="DefaultPlaceholder_-1854013440"/>
           </w:placeholder>
-          <w:dataBinding w:prefixMappings="xmlns:ns0='urn:microsoft-dynamics-nav/reports/Contract_Garage/50510/'" w:xpath="/ns0:NavWordReportXmlPart[1]/ns0:LeaseContract_A9[1]/ns0:Bankname[1]" w:storeItemID="{1F734DEE-4130-4E5F-85C0-9541FA96340C}"/>
+          <w:dataBinding w:prefixMappings="xmlns:ns0='urn:microsoft-dynamics-nav/reports/SVA Contract Garage/50011/'" w:xpath="/ns0:NavWordReportXmlPart[1]/ns0:LeaseContract_A9[1]/ns0:Bankname[1]" w:storeItemID="{1F734DEE-4130-4E5F-85C0-9541FA96340C}"/>
           <w:text/>
         </w:sdtPr>
         <w:sdtEndPr/>
@@ -680,12 +680,12 @@
             <w:rFonts w:ascii="Arial" w:hAnsi="Arial" w:cs="Arial"/>
           </w:rPr>
           <w:alias w:val="#Nav: /LeaseContract_A9/BankRegNo"/>
-          <w:tag w:val="#Nav: Contract_Garage/50510"/>
+          <w:tag w:val="#Nav: SVA Contract Garage/50011"/>
           <w:id w:val="1841657578"/>
           <w:placeholder>
             <w:docPart w:val="DefaultPlaceholder_-1854013440"/>
           </w:placeholder>
-          <w:dataBinding w:prefixMappings="xmlns:ns0='urn:microsoft-dynamics-nav/reports/Contract_Garage/50510/'" w:xpath="/ns0:NavWordReportXmlPart[1]/ns0:LeaseContract_A9[1]/ns0:BankRegNo[1]" w:storeItemID="{1F734DEE-4130-4E5F-85C0-9541FA96340C}"/>
+          <w:dataBinding w:prefixMappings="xmlns:ns0='urn:microsoft-dynamics-nav/reports/SVA Contract Garage/50011/'" w:xpath="/ns0:NavWordReportXmlPart[1]/ns0:LeaseContract_A9[1]/ns0:BankRegNo[1]" w:storeItemID="{1F734DEE-4130-4E5F-85C0-9541FA96340C}"/>
           <w:text/>
         </w:sdtPr>
         <w:sdtEndPr/>
@@ -710,12 +710,12 @@
             <w:rFonts w:ascii="Arial" w:hAnsi="Arial" w:cs="Arial"/>
           </w:rPr>
           <w:alias w:val="#Nav: /LeaseContract_A9/BankAccount"/>
-          <w:tag w:val="#Nav: Contract_Garage/50510"/>
+          <w:tag w:val="#Nav: SVA Contract Garage/50011"/>
           <w:id w:val="1252865102"/>
           <w:placeholder>
             <w:docPart w:val="DefaultPlaceholder_-1854013440"/>
           </w:placeholder>
-          <w:dataBinding w:prefixMappings="xmlns:ns0='urn:microsoft-dynamics-nav/reports/Contract_Garage/50510/'" w:xpath="/ns0:NavWordReportXmlPart[1]/ns0:LeaseContract_A9[1]/ns0:BankAccount[1]" w:storeItemID="{1F734DEE-4130-4E5F-85C0-9541FA96340C}"/>
+          <w:dataBinding w:prefixMappings="xmlns:ns0='urn:microsoft-dynamics-nav/reports/SVA Contract Garage/50011/'" w:xpath="/ns0:NavWordReportXmlPart[1]/ns0:LeaseContract_A9[1]/ns0:BankAccount[1]" w:storeItemID="{1F734DEE-4130-4E5F-85C0-9541FA96340C}"/>
           <w:text/>
         </w:sdtPr>
         <w:sdtEndPr/>
@@ -760,12 +760,12 @@
             <w:rFonts w:ascii="Arial" w:hAnsi="Arial" w:cs="Arial"/>
           </w:rPr>
           <w:alias w:val="#Nav: /LeaseContract_A9/Rent"/>
-          <w:tag w:val="#Nav: Contract_Garage/50510"/>
+          <w:tag w:val="#Nav: SVA Contract Garage/50011"/>
           <w:id w:val="661744329"/>
           <w:placeholder>
             <w:docPart w:val="DefaultPlaceholder_-1854013440"/>
           </w:placeholder>
-          <w:dataBinding w:prefixMappings="xmlns:ns0='urn:microsoft-dynamics-nav/reports/Contract_Garage/50510/'" w:xpath="/ns0:NavWordReportXmlPart[1]/ns0:LeaseContract_A9[1]/ns0:Rent[1]" w:storeItemID="{1F734DEE-4130-4E5F-85C0-9541FA96340C}"/>
+          <w:dataBinding w:prefixMappings="xmlns:ns0='urn:microsoft-dynamics-nav/reports/SVA Contract Garage/50011/'" w:xpath="/ns0:NavWordReportXmlPart[1]/ns0:LeaseContract_A9[1]/ns0:Rent[1]" w:storeItemID="{1F734DEE-4130-4E5F-85C0-9541FA96340C}"/>
           <w:text/>
         </w:sdtPr>
         <w:sdtEndPr/>
@@ -790,12 +790,12 @@
             <w:rFonts w:ascii="Arial" w:hAnsi="Arial" w:cs="Arial"/>
           </w:rPr>
           <w:alias w:val="#Nav: /LeaseContract_A9/RentFrom"/>
-          <w:tag w:val="#Nav: Contract_Garage/50510"/>
+          <w:tag w:val="#Nav: SVA Contract Garage/50011"/>
           <w:id w:val="607395331"/>
           <w:placeholder>
             <w:docPart w:val="DefaultPlaceholder_-1854013440"/>
           </w:placeholder>
-          <w:dataBinding w:prefixMappings="xmlns:ns0='urn:microsoft-dynamics-nav/reports/Contract_Garage/50510/'" w:xpath="/ns0:NavWordReportXmlPart[1]/ns0:LeaseContract_A9[1]/ns0:RentFrom[1]" w:storeItemID="{1F734DEE-4130-4E5F-85C0-9541FA96340C}"/>
+          <w:dataBinding w:prefixMappings="xmlns:ns0='urn:microsoft-dynamics-nav/reports/SVA Contract Garage/50011/'" w:xpath="/ns0:NavWordReportXmlPart[1]/ns0:LeaseContract_A9[1]/ns0:RentFrom[1]" w:storeItemID="{1F734DEE-4130-4E5F-85C0-9541FA96340C}"/>
           <w:text/>
         </w:sdtPr>
         <w:sdtEndPr/>
@@ -820,12 +820,12 @@
             <w:rFonts w:ascii="Arial" w:hAnsi="Arial" w:cs="Arial"/>
           </w:rPr>
           <w:alias w:val="#Nav: /LeaseContract_A9/RentTo"/>
-          <w:tag w:val="#Nav: Contract_Garage/50510"/>
+          <w:tag w:val="#Nav: SVA Contract Garage/50011"/>
           <w:id w:val="-1749261886"/>
           <w:placeholder>
             <w:docPart w:val="DefaultPlaceholder_-1854013440"/>
           </w:placeholder>
-          <w:dataBinding w:prefixMappings="xmlns:ns0='urn:microsoft-dynamics-nav/reports/Contract_Garage/50510/'" w:xpath="/ns0:NavWordReportXmlPart[1]/ns0:LeaseContract_A9[1]/ns0:RentTo[1]" w:storeItemID="{1F734DEE-4130-4E5F-85C0-9541FA96340C}"/>
+          <w:dataBinding w:prefixMappings="xmlns:ns0='urn:microsoft-dynamics-nav/reports/SVA Contract Garage/50011/'" w:xpath="/ns0:NavWordReportXmlPart[1]/ns0:LeaseContract_A9[1]/ns0:RentTo[1]" w:storeItemID="{1F734DEE-4130-4E5F-85C0-9541FA96340C}"/>
           <w:text/>
         </w:sdtPr>
         <w:sdtEndPr/>
@@ -856,12 +856,12 @@
             <w:rFonts w:ascii="Arial" w:hAnsi="Arial" w:cs="Arial"/>
           </w:rPr>
           <w:alias w:val="#Nav: /LeaseContract_A9/RentFirstTime"/>
-          <w:tag w:val="#Nav: Contract_Garage/50510"/>
+          <w:tag w:val="#Nav: SVA Contract Garage/50011"/>
           <w:id w:val="-1575194668"/>
           <w:placeholder>
             <w:docPart w:val="DefaultPlaceholder_-1854013440"/>
           </w:placeholder>
-          <w:dataBinding w:prefixMappings="xmlns:ns0='urn:microsoft-dynamics-nav/reports/Contract_Garage/50510/'" w:xpath="/ns0:NavWordReportXmlPart[1]/ns0:LeaseContract_A9[1]/ns0:RentFirstTime[1]" w:storeItemID="{1F734DEE-4130-4E5F-85C0-9541FA96340C}"/>
+          <w:dataBinding w:prefixMappings="xmlns:ns0='urn:microsoft-dynamics-nav/reports/SVA Contract Garage/50011/'" w:xpath="/ns0:NavWordReportXmlPart[1]/ns0:LeaseContract_A9[1]/ns0:RentFirstTime[1]" w:storeItemID="{1F734DEE-4130-4E5F-85C0-9541FA96340C}"/>
           <w:text/>
         </w:sdtPr>
         <w:sdtEndPr/>
@@ -959,12 +959,12 @@
             <w:rFonts w:ascii="Arial" w:hAnsi="Arial" w:cs="Arial"/>
           </w:rPr>
           <w:alias w:val="#Nav: /LeaseContract_A9/DepAmount"/>
-          <w:tag w:val="#Nav: Contract_Garage/50510"/>
+          <w:tag w:val="#Nav: SVA Contract Garage/50011"/>
           <w:id w:val="1992834954"/>
           <w:placeholder>
             <w:docPart w:val="DefaultPlaceholder_-1854013440"/>
           </w:placeholder>
-          <w:dataBinding w:prefixMappings="xmlns:ns0='urn:microsoft-dynamics-nav/reports/Contract_Garage/50510/'" w:xpath="/ns0:NavWordReportXmlPart[1]/ns0:LeaseContract_A9[1]/ns0:DepAmount[1]" w:storeItemID="{1F734DEE-4130-4E5F-85C0-9541FA96340C}"/>
+          <w:dataBinding w:prefixMappings="xmlns:ns0='urn:microsoft-dynamics-nav/reports/SVA Contract Garage/50011/'" w:xpath="/ns0:NavWordReportXmlPart[1]/ns0:LeaseContract_A9[1]/ns0:DepAmount[1]" w:storeItemID="{1F734DEE-4130-4E5F-85C0-9541FA96340C}"/>
           <w:text/>
         </w:sdtPr>
         <w:sdtEndPr/>
@@ -1076,7 +1076,7 @@
     <w:p>
       <w:pPr>
         <w:pBdr>
-          <w:bottom w:val="single" w:sz="12" w:space="1" w:color="auto"/>
+          <w:bottom w:val="single" w:color="auto" w:sz="12" w:space="1"/>
         </w:pBdr>
         <w:rPr>
           <w:rFonts w:ascii="Arial" w:hAnsi="Arial" w:cs="Arial"/>
@@ -1301,12 +1301,12 @@
           <w:szCs w:val="24"/>
         </w:rPr>
         <w:alias w:val="#Nav: /LeaseContract_A9/Number"/>
-        <w:tag w:val="#Nav: Contract_Garage/50510"/>
+        <w:tag w:val="#Nav: SVA Contract Garage/50011"/>
         <w:id w:val="1986662914"/>
         <w:placeholder>
           <w:docPart w:val="DefaultPlaceholder_-1854013440"/>
         </w:placeholder>
-        <w:dataBinding w:prefixMappings="xmlns:ns0='urn:microsoft-dynamics-nav/reports/Contract_Garage/50510/'" w:xpath="/ns0:NavWordReportXmlPart[1]/ns0:LeaseContract_A9[1]/ns0:Number[1]" w:storeItemID="{1F734DEE-4130-4E5F-85C0-9541FA96340C}"/>
+        <w:dataBinding w:prefixMappings="xmlns:ns0='urn:microsoft-dynamics-nav/reports/SVA Contract Garage/50011/'" w:xpath="/ns0:NavWordReportXmlPart[1]/ns0:LeaseContract_A9[1]/ns0:Number[1]" w:storeItemID="{1F734DEE-4130-4E5F-85C0-9541FA96340C}"/>
         <w:text/>
       </w:sdtPr>
       <w:sdtEndPr/>
@@ -1322,8 +1322,8 @@
         </w:r>
       </w:sdtContent>
     </w:sdt>
-    <w:bookmarkStart w:id="1" w:name="Number"/>
-    <w:bookmarkStart w:id="2" w:name="_GoBack"/>
+    <w:bookmarkStart w:name="Number" w:id="1"/>
+    <w:bookmarkStart w:name="_GoBack" w:id="2"/>
     <w:bookmarkEnd w:id="1"/>
     <w:bookmarkEnd w:id="2"/>
   </w:p>
@@ -2884,7 +2884,9 @@
 </a:theme>
 </file>
 
-<file path=customXml/item1.xml>��< ? x m l   v e r s i o n = " 1 . 0 "   e n c o d i n g = " u t f - 1 6 " ? > < N a v W o r d R e p o r t X m l P a r t   x m l n s = " u r n : m i c r o s o f t - d y n a m i c s - n a v / r e p o r t s / C o n t r a c t _ G a r a g e / 5 0 5 1 0 / " > +<file path=customXML/item2.xml>��< ? x m l   v e r s i o n = " 1 . 0 "   e n c o d i n g = " u t f - 1 6 " ? > + 
+ < N a v W o r d R e p o r t X m l P a r t   x m l n s = " u r n : m i c r o s o f t - d y n a m i c s - n a v / r e p o r t s / S V A   C o n t r a c t   G a r a g e / 5 0 0 1 1 / " >   
      < L e a s e C o n t r a c t _ A 9 >   
@@ -2946,13 +2948,31 @@
  
      < / L e a s e C o n t r a c t _ A 9 >   
+     < C o m p a n y _ I n f o r m a t i o n > + 
+         < C A d d r e s s > C A d d r e s s < / C A d d r e s s > + 
+         < C C i t y > C C i t y < / C C i t y > + 
+         < C N a m e > C N a m e < / C N a m e > + 
+         < C o m p a n y B a n A c c o u n t N o > C o m p a n y B a n A c c o u n t N o < / C o m p a n y B a n A c c o u n t N o > + 
+         < C o m p a n y B a n k B r a n c h N o > C o m p a n y B a n k B r a n c h N o < / C o m p a n y B a n k B r a n c h N o > + 
+         < C o m p a n y B a n k N a m e > C o m p a n y B a n k N a m e < / C o m p a n y B a n k N a m e > + 
+         < C o m p a n y G e t V A T R e g i s t r a t i o n N u m b e r L b l > C o m p a n y G e t V A T R e g i s t r a t i o n N u m b e r L b l < / C o m p a n y G e t V A T R e g i s t r a t i o n N u m b e r L b l > + 
+         < C o m p a n y P h o n e _ N o _ > C o m p a n y P h o n e _ N o _ < / C o m p a n y P h o n e _ N o _ > + 
+         < C O m p a n y P i c t u r e > C O m p a n y P i c t u r e < / C O m p a n y P i c t u r e > + 
+         < C o m p a n y V A T _ R e g i s t r a t i o n _ N o _ > C o m p a n y V A T _ R e g i s t r a t i o n _ N o _ < / C o m p a n y V A T _ R e g i s t r a t i o n _ N o _ > + 
+         < C P o s t C o d e > C P o s t C o d e < / C P o s t C o d e > + 
+     < / C o m p a n y _ I n f o r m a t i o n > + 
  < / N a v W o r d R e p o r t X m l P a r t > 
-</file>
-
-<file path=customXml/itemProps1.xml><?xml version="1.0" encoding="utf-8"?>
-<ds:datastoreItem xmlns:ds="http://schemas.openxmlformats.org/officeDocument/2006/customXml" ds:itemID="{1F734DEE-4130-4E5F-85C0-9541FA96340C}">
-  <ds:schemaRefs>
-    <ds:schemaRef ds:uri="urn:microsoft-dynamics-nav/reports/Contract_Garage/50510/"/>
-  </ds:schemaRefs>
-</ds:datastoreItem>
 </file>
--- a/Layouts/Contract Garage.docx
+++ b/Layouts/Contract Garage.docx
@@ -54,12 +54,12 @@
             <w:rFonts w:ascii="Arial" w:hAnsi="Arial" w:cs="Arial"/>
           </w:rPr>
           <w:alias w:val="#Nav: /LeaseContract_A9/Landlord"/>
-          <w:tag w:val="#Nav: SVA Contract Garage/50011"/>
+          <w:tag w:val="#Nav: SVA_Contract_Garage/50011"/>
           <w:id w:val="1753089045"/>
           <w:placeholder>
             <w:docPart w:val="DefaultPlaceholder_-1854013440"/>
           </w:placeholder>
-          <w:dataBinding w:prefixMappings="xmlns:ns0='urn:microsoft-dynamics-nav/reports/SVA Contract Garage/50011/'" w:xpath="/ns0:NavWordReportXmlPart[1]/ns0:LeaseContract_A9[1]/ns0:Landlord[1]" w:storeItemID="{1F734DEE-4130-4E5F-85C0-9541FA96340C}"/>
+          <w:dataBinding w:prefixMappings="xmlns:ns0='urn:microsoft-dynamics-nav/reports/SVA_Contract_Garage/50011/'" w:xpath="/ns0:NavWordReportXmlPart[1]/ns0:LeaseContract_A9[1]/ns0:Landlord[1]" w:storeItemID="{1F734DEE-4130-4E5F-85C0-9541FA96340C}"/>
           <w:text/>
         </w:sdtPr>
         <w:sdtEndPr/>
@@ -91,12 +91,12 @@
             <w:rFonts w:ascii="Arial" w:hAnsi="Arial" w:cs="Arial"/>
           </w:rPr>
           <w:alias w:val="#Nav: /LeaseContract_A9/LandlordCVR"/>
-          <w:tag w:val="#Nav: SVA Contract Garage/50011"/>
+          <w:tag w:val="#Nav: SVA_Contract_Garage/50011"/>
           <w:id w:val="-515149574"/>
           <w:placeholder>
             <w:docPart w:val="DefaultPlaceholder_-1854013440"/>
           </w:placeholder>
-          <w:dataBinding w:prefixMappings="xmlns:ns0='urn:microsoft-dynamics-nav/reports/SVA Contract Garage/50011/'" w:xpath="/ns0:NavWordReportXmlPart[1]/ns0:LeaseContract_A9[1]/ns0:LandlordCVR[1]" w:storeItemID="{1F734DEE-4130-4E5F-85C0-9541FA96340C}"/>
+          <w:dataBinding w:prefixMappings="xmlns:ns0='urn:microsoft-dynamics-nav/reports/SVA_Contract_Garage/50011/'" w:xpath="/ns0:NavWordReportXmlPart[1]/ns0:LeaseContract_A9[1]/ns0:LandlordCVR[1]" w:storeItemID="{1F734DEE-4130-4E5F-85C0-9541FA96340C}"/>
           <w:text/>
         </w:sdtPr>
         <w:sdtEndPr/>
@@ -132,12 +132,12 @@
             <w:rFonts w:ascii="Arial" w:hAnsi="Arial" w:cs="Arial"/>
           </w:rPr>
           <w:alias w:val="#Nav: /LeaseContract_A9/LandlordAddress"/>
-          <w:tag w:val="#Nav: SVA Contract Garage/50011"/>
+          <w:tag w:val="#Nav: SVA_Contract_Garage/50011"/>
           <w:id w:val="-363515608"/>
           <w:placeholder>
             <w:docPart w:val="DefaultPlaceholder_-1854013440"/>
           </w:placeholder>
-          <w:dataBinding w:prefixMappings="xmlns:ns0='urn:microsoft-dynamics-nav/reports/SVA Contract Garage/50011/'" w:xpath="/ns0:NavWordReportXmlPart[1]/ns0:LeaseContract_A9[1]/ns0:LandlordAddress[1]" w:storeItemID="{1F734DEE-4130-4E5F-85C0-9541FA96340C}"/>
+          <w:dataBinding w:prefixMappings="xmlns:ns0='urn:microsoft-dynamics-nav/reports/SVA_Contract_Garage/50011/'" w:xpath="/ns0:NavWordReportXmlPart[1]/ns0:LeaseContract_A9[1]/ns0:LandlordAddress[1]" w:storeItemID="{1F734DEE-4130-4E5F-85C0-9541FA96340C}"/>
           <w:text/>
         </w:sdtPr>
         <w:sdtEndPr/>
@@ -191,12 +191,12 @@
             <w:rFonts w:ascii="Arial" w:hAnsi="Arial" w:cs="Arial"/>
           </w:rPr>
           <w:alias w:val="#Nav: /LeaseContract_A9/OName"/>
-          <w:tag w:val="#Nav: SVA Contract Garage/50011"/>
+          <w:tag w:val="#Nav: SVA_Contract_Garage/50011"/>
           <w:id w:val="786006919"/>
           <w:placeholder>
             <w:docPart w:val="DefaultPlaceholder_-1854013440"/>
           </w:placeholder>
-          <w:dataBinding w:prefixMappings="xmlns:ns0='urn:microsoft-dynamics-nav/reports/SVA Contract Garage/50011/'" w:xpath="/ns0:NavWordReportXmlPart[1]/ns0:LeaseContract_A9[1]/ns0:OName[1]" w:storeItemID="{1F734DEE-4130-4E5F-85C0-9541FA96340C}"/>
+          <w:dataBinding w:prefixMappings="xmlns:ns0='urn:microsoft-dynamics-nav/reports/SVA_Contract_Garage/50011/'" w:xpath="/ns0:NavWordReportXmlPart[1]/ns0:LeaseContract_A9[1]/ns0:OName[1]" w:storeItemID="{1F734DEE-4130-4E5F-85C0-9541FA96340C}"/>
           <w:text/>
         </w:sdtPr>
         <w:sdtEndPr/>
@@ -227,12 +227,12 @@
             <w:rFonts w:ascii="Arial" w:hAnsi="Arial" w:cs="Arial"/>
           </w:rPr>
           <w:alias w:val="#Nav: /LeaseContract_A9/Ocpr"/>
-          <w:tag w:val="#Nav: SVA Contract Garage/50011"/>
+          <w:tag w:val="#Nav: SVA_Contract_Garage/50011"/>
           <w:id w:val="775914562"/>
           <w:placeholder>
             <w:docPart w:val="DefaultPlaceholder_-1854013440"/>
           </w:placeholder>
-          <w:dataBinding w:prefixMappings="xmlns:ns0='urn:microsoft-dynamics-nav/reports/SVA Contract Garage/50011/'" w:xpath="/ns0:NavWordReportXmlPart[1]/ns0:LeaseContract_A9[1]/ns0:Ocpr[1]" w:storeItemID="{1F734DEE-4130-4E5F-85C0-9541FA96340C}"/>
+          <w:dataBinding w:prefixMappings="xmlns:ns0='urn:microsoft-dynamics-nav/reports/SVA_Contract_Garage/50011/'" w:xpath="/ns0:NavWordReportXmlPart[1]/ns0:LeaseContract_A9[1]/ns0:Ocpr[1]" w:storeItemID="{1F734DEE-4130-4E5F-85C0-9541FA96340C}"/>
           <w:text/>
         </w:sdtPr>
         <w:sdtEndPr/>
@@ -268,12 +268,12 @@
             <w:rFonts w:ascii="Arial" w:hAnsi="Arial" w:cs="Arial"/>
           </w:rPr>
           <w:alias w:val="#Nav: /LeaseContract_A9/OAddress"/>
-          <w:tag w:val="#Nav: SVA Contract Garage/50011"/>
+          <w:tag w:val="#Nav: SVA_Contract_Garage/50011"/>
           <w:id w:val="622737791"/>
           <w:placeholder>
             <w:docPart w:val="DefaultPlaceholder_-1854013440"/>
           </w:placeholder>
-          <w:dataBinding w:prefixMappings="xmlns:ns0='urn:microsoft-dynamics-nav/reports/SVA Contract Garage/50011/'" w:xpath="/ns0:NavWordReportXmlPart[1]/ns0:LeaseContract_A9[1]/ns0:OAddress[1]" w:storeItemID="{1F734DEE-4130-4E5F-85C0-9541FA96340C}"/>
+          <w:dataBinding w:prefixMappings="xmlns:ns0='urn:microsoft-dynamics-nav/reports/SVA_Contract_Garage/50011/'" w:xpath="/ns0:NavWordReportXmlPart[1]/ns0:LeaseContract_A9[1]/ns0:OAddress[1]" w:storeItemID="{1F734DEE-4130-4E5F-85C0-9541FA96340C}"/>
           <w:text/>
         </w:sdtPr>
         <w:sdtEndPr/>
@@ -328,12 +328,12 @@
             <w:rFonts w:ascii="Arial" w:hAnsi="Arial" w:cs="Arial"/>
           </w:rPr>
           <w:alias w:val="#Nav: /LeaseContract_A9/GarageNo"/>
-          <w:tag w:val="#Nav: SVA Contract Garage/50011"/>
+          <w:tag w:val="#Nav: SVA_Contract_Garage/50011"/>
           <w:id w:val="61526563"/>
           <w:placeholder>
             <w:docPart w:val="DefaultPlaceholder_-1854013440"/>
           </w:placeholder>
-          <w:dataBinding w:prefixMappings="xmlns:ns0='urn:microsoft-dynamics-nav/reports/SVA Contract Garage/50011/'" w:xpath="/ns0:NavWordReportXmlPart[1]/ns0:LeaseContract_A9[1]/ns0:GarageNo[1]" w:storeItemID="{1F734DEE-4130-4E5F-85C0-9541FA96340C}"/>
+          <w:dataBinding w:prefixMappings="xmlns:ns0='urn:microsoft-dynamics-nav/reports/SVA_Contract_Garage/50011/'" w:xpath="/ns0:NavWordReportXmlPart[1]/ns0:LeaseContract_A9[1]/ns0:GarageNo[1]" w:storeItemID="{1F734DEE-4130-4E5F-85C0-9541FA96340C}"/>
           <w:text/>
         </w:sdtPr>
         <w:sdtEndPr/>
@@ -369,12 +369,12 @@
             <w:rFonts w:ascii="Arial" w:hAnsi="Arial" w:cs="Arial"/>
           </w:rPr>
           <w:alias w:val="#Nav: /LeaseContract_A9/TAddress"/>
-          <w:tag w:val="#Nav: SVA Contract Garage/50011"/>
+          <w:tag w:val="#Nav: SVA_Contract_Garage/50011"/>
           <w:id w:val="-187527253"/>
           <w:placeholder>
             <w:docPart w:val="DefaultPlaceholder_-1854013440"/>
           </w:placeholder>
-          <w:dataBinding w:prefixMappings="xmlns:ns0='urn:microsoft-dynamics-nav/reports/SVA Contract Garage/50011/'" w:xpath="/ns0:NavWordReportXmlPart[1]/ns0:LeaseContract_A9[1]/ns0:TAddress[1]" w:storeItemID="{1F734DEE-4130-4E5F-85C0-9541FA96340C}"/>
+          <w:dataBinding w:prefixMappings="xmlns:ns0='urn:microsoft-dynamics-nav/reports/SVA_Contract_Garage/50011/'" w:xpath="/ns0:NavWordReportXmlPart[1]/ns0:LeaseContract_A9[1]/ns0:TAddress[1]" w:storeItemID="{1F734DEE-4130-4E5F-85C0-9541FA96340C}"/>
           <w:text/>
         </w:sdtPr>
         <w:sdtEndPr/>
@@ -399,12 +399,12 @@
             <w:rFonts w:ascii="Arial" w:hAnsi="Arial" w:cs="Arial"/>
           </w:rPr>
           <w:alias w:val="#Nav: /LeaseContract_A9/TCity"/>
-          <w:tag w:val="#Nav: SVA Contract Garage/50011"/>
+          <w:tag w:val="#Nav: SVA_Contract_Garage/50011"/>
           <w:id w:val="-427880898"/>
           <w:placeholder>
             <w:docPart w:val="DefaultPlaceholder_-1854013440"/>
           </w:placeholder>
-          <w:dataBinding w:prefixMappings="xmlns:ns0='urn:microsoft-dynamics-nav/reports/SVA Contract Garage/50011/'" w:xpath="/ns0:NavWordReportXmlPart[1]/ns0:LeaseContract_A9[1]/ns0:TCity[1]" w:storeItemID="{1F734DEE-4130-4E5F-85C0-9541FA96340C}"/>
+          <w:dataBinding w:prefixMappings="xmlns:ns0='urn:microsoft-dynamics-nav/reports/SVA_Contract_Garage/50011/'" w:xpath="/ns0:NavWordReportXmlPart[1]/ns0:LeaseContract_A9[1]/ns0:TCity[1]" w:storeItemID="{1F734DEE-4130-4E5F-85C0-9541FA96340C}"/>
           <w:text/>
         </w:sdtPr>
         <w:sdtEndPr/>
@@ -500,12 +500,12 @@
             <w:rFonts w:ascii="Arial" w:hAnsi="Arial" w:cs="Arial"/>
           </w:rPr>
           <w:alias w:val="#Nav: /LeaseContract_A9/StartDate"/>
-          <w:tag w:val="#Nav: SVA Contract Garage/50011"/>
+          <w:tag w:val="#Nav: SVA_Contract_Garage/50011"/>
           <w:id w:val="651953255"/>
           <w:placeholder>
             <w:docPart w:val="DefaultPlaceholder_-1854013440"/>
           </w:placeholder>
-          <w:dataBinding w:prefixMappings="xmlns:ns0='urn:microsoft-dynamics-nav/reports/SVA Contract Garage/50011/'" w:xpath="/ns0:NavWordReportXmlPart[1]/ns0:LeaseContract_A9[1]/ns0:StartDate[1]" w:storeItemID="{1F734DEE-4130-4E5F-85C0-9541FA96340C}"/>
+          <w:dataBinding w:prefixMappings="xmlns:ns0='urn:microsoft-dynamics-nav/reports/SVA_Contract_Garage/50011/'" w:xpath="/ns0:NavWordReportXmlPart[1]/ns0:LeaseContract_A9[1]/ns0:StartDate[1]" w:storeItemID="{1F734DEE-4130-4E5F-85C0-9541FA96340C}"/>
           <w:text/>
         </w:sdtPr>
         <w:sdtEndPr/>
@@ -566,12 +566,12 @@
             <w:rFonts w:ascii="Arial" w:hAnsi="Arial" w:cs="Arial"/>
           </w:rPr>
           <w:alias w:val="#Nav: /LeaseContract_A9/RentPrYr"/>
-          <w:tag w:val="#Nav: SVA Contract Garage/50011"/>
+          <w:tag w:val="#Nav: SVA_Contract_Garage/50011"/>
           <w:id w:val="-1351251969"/>
           <w:placeholder>
             <w:docPart w:val="DefaultPlaceholder_-1854013440"/>
           </w:placeholder>
-          <w:dataBinding w:prefixMappings="xmlns:ns0='urn:microsoft-dynamics-nav/reports/SVA Contract Garage/50011/'" w:xpath="/ns0:NavWordReportXmlPart[1]/ns0:LeaseContract_A9[1]/ns0:RentPrYr[1]" w:storeItemID="{1F734DEE-4130-4E5F-85C0-9541FA96340C}"/>
+          <w:dataBinding w:prefixMappings="xmlns:ns0='urn:microsoft-dynamics-nav/reports/SVA_Contract_Garage/50011/'" w:xpath="/ns0:NavWordReportXmlPart[1]/ns0:LeaseContract_A9[1]/ns0:RentPrYr[1]" w:storeItemID="{1F734DEE-4130-4E5F-85C0-9541FA96340C}"/>
           <w:text/>
         </w:sdtPr>
         <w:sdtEndPr/>
@@ -602,12 +602,12 @@
             <w:rFonts w:ascii="Arial" w:hAnsi="Arial" w:cs="Arial"/>
           </w:rPr>
           <w:alias w:val="#Nav: /LeaseContract_A9/RentPPeriod"/>
-          <w:tag w:val="#Nav: SVA Contract Garage/50011"/>
+          <w:tag w:val="#Nav: SVA_Contract_Garage/50011"/>
           <w:id w:val="105090034"/>
           <w:placeholder>
             <w:docPart w:val="DefaultPlaceholder_-1854013440"/>
           </w:placeholder>
-          <w:dataBinding w:prefixMappings="xmlns:ns0='urn:microsoft-dynamics-nav/reports/SVA Contract Garage/50011/'" w:xpath="/ns0:NavWordReportXmlPart[1]/ns0:LeaseContract_A9[1]/ns0:RentPPeriod[1]" w:storeItemID="{1F734DEE-4130-4E5F-85C0-9541FA96340C}"/>
+          <w:dataBinding w:prefixMappings="xmlns:ns0='urn:microsoft-dynamics-nav/reports/SVA_Contract_Garage/50011/'" w:xpath="/ns0:NavWordReportXmlPart[1]/ns0:LeaseContract_A9[1]/ns0:RentPPeriod[1]" w:storeItemID="{1F734DEE-4130-4E5F-85C0-9541FA96340C}"/>
           <w:text/>
         </w:sdtPr>
         <w:sdtEndPr/>
@@ -638,12 +638,12 @@
             <w:rFonts w:ascii="Arial" w:hAnsi="Arial" w:cs="Arial"/>
           </w:rPr>
           <w:alias w:val="#Nav: /LeaseContract_A9/Bankname"/>
-          <w:tag w:val="#Nav: SVA Contract Garage/50011"/>
+          <w:tag w:val="#Nav: SVA_Contract_Garage/50011"/>
           <w:id w:val="-1630545596"/>
           <w:placeholder>
             <w:docPart w:val="DefaultPlaceholder_-1854013440"/>
           </w:placeholder>
-          <w:dataBinding w:prefixMappings="xmlns:ns0='urn:microsoft-dynamics-nav/reports/SVA Contract Garage/50011/'" w:xpath="/ns0:NavWordReportXmlPart[1]/ns0:LeaseContract_A9[1]/ns0:Bankname[1]" w:storeItemID="{1F734DEE-4130-4E5F-85C0-9541FA96340C}"/>
+          <w:dataBinding w:prefixMappings="xmlns:ns0='urn:microsoft-dynamics-nav/reports/SVA_Contract_Garage/50011/'" w:xpath="/ns0:NavWordReportXmlPart[1]/ns0:LeaseContract_A9[1]/ns0:Bankname[1]" w:storeItemID="{1F734DEE-4130-4E5F-85C0-9541FA96340C}"/>
           <w:text/>
         </w:sdtPr>
         <w:sdtEndPr/>
@@ -680,12 +680,12 @@
             <w:rFonts w:ascii="Arial" w:hAnsi="Arial" w:cs="Arial"/>
           </w:rPr>
           <w:alias w:val="#Nav: /LeaseContract_A9/BankRegNo"/>
-          <w:tag w:val="#Nav: SVA Contract Garage/50011"/>
+          <w:tag w:val="#Nav: SVA_Contract_Garage/50011"/>
           <w:id w:val="1841657578"/>
           <w:placeholder>
             <w:docPart w:val="DefaultPlaceholder_-1854013440"/>
           </w:placeholder>
-          <w:dataBinding w:prefixMappings="xmlns:ns0='urn:microsoft-dynamics-nav/reports/SVA Contract Garage/50011/'" w:xpath="/ns0:NavWordReportXmlPart[1]/ns0:LeaseContract_A9[1]/ns0:BankRegNo[1]" w:storeItemID="{1F734DEE-4130-4E5F-85C0-9541FA96340C}"/>
+          <w:dataBinding w:prefixMappings="xmlns:ns0='urn:microsoft-dynamics-nav/reports/SVA_Contract_Garage/50011/'" w:xpath="/ns0:NavWordReportXmlPart[1]/ns0:LeaseContract_A9[1]/ns0:BankRegNo[1]" w:storeItemID="{1F734DEE-4130-4E5F-85C0-9541FA96340C}"/>
           <w:text/>
         </w:sdtPr>
         <w:sdtEndPr/>
@@ -710,12 +710,12 @@
             <w:rFonts w:ascii="Arial" w:hAnsi="Arial" w:cs="Arial"/>
           </w:rPr>
           <w:alias w:val="#Nav: /LeaseContract_A9/BankAccount"/>
-          <w:tag w:val="#Nav: SVA Contract Garage/50011"/>
+          <w:tag w:val="#Nav: SVA_Contract_Garage/50011"/>
           <w:id w:val="1252865102"/>
           <w:placeholder>
             <w:docPart w:val="DefaultPlaceholder_-1854013440"/>
           </w:placeholder>
-          <w:dataBinding w:prefixMappings="xmlns:ns0='urn:microsoft-dynamics-nav/reports/SVA Contract Garage/50011/'" w:xpath="/ns0:NavWordReportXmlPart[1]/ns0:LeaseContract_A9[1]/ns0:BankAccount[1]" w:storeItemID="{1F734DEE-4130-4E5F-85C0-9541FA96340C}"/>
+          <w:dataBinding w:prefixMappings="xmlns:ns0='urn:microsoft-dynamics-nav/reports/SVA_Contract_Garage/50011/'" w:xpath="/ns0:NavWordReportXmlPart[1]/ns0:LeaseContract_A9[1]/ns0:BankAccount[1]" w:storeItemID="{1F734DEE-4130-4E5F-85C0-9541FA96340C}"/>
           <w:text/>
         </w:sdtPr>
         <w:sdtEndPr/>
@@ -760,12 +760,12 @@
             <w:rFonts w:ascii="Arial" w:hAnsi="Arial" w:cs="Arial"/>
           </w:rPr>
           <w:alias w:val="#Nav: /LeaseContract_A9/Rent"/>
-          <w:tag w:val="#Nav: SVA Contract Garage/50011"/>
+          <w:tag w:val="#Nav: SVA_Contract_Garage/50011"/>
           <w:id w:val="661744329"/>
           <w:placeholder>
             <w:docPart w:val="DefaultPlaceholder_-1854013440"/>
           </w:placeholder>
-          <w:dataBinding w:prefixMappings="xmlns:ns0='urn:microsoft-dynamics-nav/reports/SVA Contract Garage/50011/'" w:xpath="/ns0:NavWordReportXmlPart[1]/ns0:LeaseContract_A9[1]/ns0:Rent[1]" w:storeItemID="{1F734DEE-4130-4E5F-85C0-9541FA96340C}"/>
+          <w:dataBinding w:prefixMappings="xmlns:ns0='urn:microsoft-dynamics-nav/reports/SVA_Contract_Garage/50011/'" w:xpath="/ns0:NavWordReportXmlPart[1]/ns0:LeaseContract_A9[1]/ns0:Rent[1]" w:storeItemID="{1F734DEE-4130-4E5F-85C0-9541FA96340C}"/>
           <w:text/>
         </w:sdtPr>
         <w:sdtEndPr/>
@@ -790,12 +790,12 @@
             <w:rFonts w:ascii="Arial" w:hAnsi="Arial" w:cs="Arial"/>
           </w:rPr>
           <w:alias w:val="#Nav: /LeaseContract_A9/RentFrom"/>
-          <w:tag w:val="#Nav: SVA Contract Garage/50011"/>
+          <w:tag w:val="#Nav: SVA_Contract_Garage/50011"/>
           <w:id w:val="607395331"/>
           <w:placeholder>
             <w:docPart w:val="DefaultPlaceholder_-1854013440"/>
           </w:placeholder>
-          <w:dataBinding w:prefixMappings="xmlns:ns0='urn:microsoft-dynamics-nav/reports/SVA Contract Garage/50011/'" w:xpath="/ns0:NavWordReportXmlPart[1]/ns0:LeaseContract_A9[1]/ns0:RentFrom[1]" w:storeItemID="{1F734DEE-4130-4E5F-85C0-9541FA96340C}"/>
+          <w:dataBinding w:prefixMappings="xmlns:ns0='urn:microsoft-dynamics-nav/reports/SVA_Contract_Garage/50011/'" w:xpath="/ns0:NavWordReportXmlPart[1]/ns0:LeaseContract_A9[1]/ns0:RentFrom[1]" w:storeItemID="{1F734DEE-4130-4E5F-85C0-9541FA96340C}"/>
           <w:text/>
         </w:sdtPr>
         <w:sdtEndPr/>
@@ -820,12 +820,12 @@
             <w:rFonts w:ascii="Arial" w:hAnsi="Arial" w:cs="Arial"/>
           </w:rPr>
           <w:alias w:val="#Nav: /LeaseContract_A9/RentTo"/>
-          <w:tag w:val="#Nav: SVA Contract Garage/50011"/>
+          <w:tag w:val="#Nav: SVA_Contract_Garage/50011"/>
           <w:id w:val="-1749261886"/>
           <w:placeholder>
             <w:docPart w:val="DefaultPlaceholder_-1854013440"/>
           </w:placeholder>
-          <w:dataBinding w:prefixMappings="xmlns:ns0='urn:microsoft-dynamics-nav/reports/SVA Contract Garage/50011/'" w:xpath="/ns0:NavWordReportXmlPart[1]/ns0:LeaseContract_A9[1]/ns0:RentTo[1]" w:storeItemID="{1F734DEE-4130-4E5F-85C0-9541FA96340C}"/>
+          <w:dataBinding w:prefixMappings="xmlns:ns0='urn:microsoft-dynamics-nav/reports/SVA_Contract_Garage/50011/'" w:xpath="/ns0:NavWordReportXmlPart[1]/ns0:LeaseContract_A9[1]/ns0:RentTo[1]" w:storeItemID="{1F734DEE-4130-4E5F-85C0-9541FA96340C}"/>
           <w:text/>
         </w:sdtPr>
         <w:sdtEndPr/>
@@ -856,12 +856,12 @@
             <w:rFonts w:ascii="Arial" w:hAnsi="Arial" w:cs="Arial"/>
           </w:rPr>
           <w:alias w:val="#Nav: /LeaseContract_A9/RentFirstTime"/>
-          <w:tag w:val="#Nav: SVA Contract Garage/50011"/>
+          <w:tag w:val="#Nav: SVA_Contract_Garage/50011"/>
           <w:id w:val="-1575194668"/>
           <w:placeholder>
             <w:docPart w:val="DefaultPlaceholder_-1854013440"/>
           </w:placeholder>
-          <w:dataBinding w:prefixMappings="xmlns:ns0='urn:microsoft-dynamics-nav/reports/SVA Contract Garage/50011/'" w:xpath="/ns0:NavWordReportXmlPart[1]/ns0:LeaseContract_A9[1]/ns0:RentFirstTime[1]" w:storeItemID="{1F734DEE-4130-4E5F-85C0-9541FA96340C}"/>
+          <w:dataBinding w:prefixMappings="xmlns:ns0='urn:microsoft-dynamics-nav/reports/SVA_Contract_Garage/50011/'" w:xpath="/ns0:NavWordReportXmlPart[1]/ns0:LeaseContract_A9[1]/ns0:RentFirstTime[1]" w:storeItemID="{1F734DEE-4130-4E5F-85C0-9541FA96340C}"/>
           <w:text/>
         </w:sdtPr>
         <w:sdtEndPr/>
@@ -959,12 +959,12 @@
             <w:rFonts w:ascii="Arial" w:hAnsi="Arial" w:cs="Arial"/>
           </w:rPr>
           <w:alias w:val="#Nav: /LeaseContract_A9/DepAmount"/>
-          <w:tag w:val="#Nav: SVA Contract Garage/50011"/>
+          <w:tag w:val="#Nav: SVA_Contract_Garage/50011"/>
           <w:id w:val="1992834954"/>
           <w:placeholder>
             <w:docPart w:val="DefaultPlaceholder_-1854013440"/>
           </w:placeholder>
-          <w:dataBinding w:prefixMappings="xmlns:ns0='urn:microsoft-dynamics-nav/reports/SVA Contract Garage/50011/'" w:xpath="/ns0:NavWordReportXmlPart[1]/ns0:LeaseContract_A9[1]/ns0:DepAmount[1]" w:storeItemID="{1F734DEE-4130-4E5F-85C0-9541FA96340C}"/>
+          <w:dataBinding w:prefixMappings="xmlns:ns0='urn:microsoft-dynamics-nav/reports/SVA_Contract_Garage/50011/'" w:xpath="/ns0:NavWordReportXmlPart[1]/ns0:LeaseContract_A9[1]/ns0:DepAmount[1]" w:storeItemID="{1F734DEE-4130-4E5F-85C0-9541FA96340C}"/>
           <w:text/>
         </w:sdtPr>
         <w:sdtEndPr/>
@@ -1301,12 +1301,12 @@
           <w:szCs w:val="24"/>
         </w:rPr>
         <w:alias w:val="#Nav: /LeaseContract_A9/Number"/>
-        <w:tag w:val="#Nav: SVA Contract Garage/50011"/>
+        <w:tag w:val="#Nav: SVA_Contract_Garage/50011"/>
         <w:id w:val="1986662914"/>
         <w:placeholder>
           <w:docPart w:val="DefaultPlaceholder_-1854013440"/>
         </w:placeholder>
-        <w:dataBinding w:prefixMappings="xmlns:ns0='urn:microsoft-dynamics-nav/reports/SVA Contract Garage/50011/'" w:xpath="/ns0:NavWordReportXmlPart[1]/ns0:LeaseContract_A9[1]/ns0:Number[1]" w:storeItemID="{1F734DEE-4130-4E5F-85C0-9541FA96340C}"/>
+        <w:dataBinding w:prefixMappings="xmlns:ns0='urn:microsoft-dynamics-nav/reports/SVA_Contract_Garage/50011/'" w:xpath="/ns0:NavWordReportXmlPart[1]/ns0:LeaseContract_A9[1]/ns0:Number[1]" w:storeItemID="{1F734DEE-4130-4E5F-85C0-9541FA96340C}"/>
         <w:text/>
       </w:sdtPr>
       <w:sdtEndPr/>
@@ -2886,7 +2886,7 @@
 
 <file path=customXML/item2.xml>��< ? x m l   v e r s i o n = " 1 . 0 "   e n c o d i n g = " u t f - 1 6 " ? >   
- < N a v W o r d R e p o r t X m l P a r t   x m l n s = " u r n : m i c r o s o f t - d y n a m i c s - n a v / r e p o r t s / S V A   C o n t r a c t   G a r a g e / 5 0 0 1 1 / " > + < N a v W o r d R e p o r t X m l P a r t   x m l n s = " u r n : m i c r o s o f t - d y n a m i c s - n a v / r e p o r t s / S V A _ C o n t r a c t _ G a r a g e / 5 0 0 1 1 / " >   
      < L e a s e C o n t r a c t _ A 9 >   
